--- a/docs/marine_data_requirement_sheet_v0.3.docx
+++ b/docs/marine_data_requirement_sheet_v0.3.docx
@@ -2857,6 +2857,79 @@
           </w:p>
         </w:tc>
       </w:tr>
+      <w:tr>
+        <w:tc>
+          <w:tcPr>
+            <w:tcW w:type="dxa" w:w="1800"/>
+            <w:tcBorders>
+              <w:top w:val="single" w:color="CCCCCC" w:sz="1"/>
+              <w:left w:val="single" w:color="CCCCCC" w:sz="1"/>
+              <w:bottom w:val="single" w:color="CCCCCC" w:sz="1"/>
+              <w:right w:val="single" w:color="CCCCCC" w:sz="1"/>
+            </w:tcBorders>
+            <w:shd w:fill="F8F9FA" w:val="clear"/>
+            <w:tcMar>
+              <w:top w:type="dxa" w:w="80"/>
+              <w:left w:type="dxa" w:w="120"/>
+              <w:bottom w:type="dxa" w:w="80"/>
+              <w:right w:type="dxa" w:w="120"/>
+            </w:tcMar>
+          </w:tcPr>
+          <w:p>
+            <w:r>
+              <w:t xml:space="preserve">当前运行机组编号（如有记录）</w:t>
+            </w:r>
+          </w:p>
+        </w:tc>
+        <w:tc>
+          <w:tcPr>
+            <w:tcW w:type="dxa" w:w="2400"/>
+            <w:tcBorders>
+              <w:top w:val="single" w:color="CCCCCC" w:sz="1"/>
+              <w:left w:val="single" w:color="CCCCCC" w:sz="1"/>
+              <w:bottom w:val="single" w:color="CCCCCC" w:sz="1"/>
+              <w:right w:val="single" w:color="CCCCCC" w:sz="1"/>
+            </w:tcBorders>
+            <w:shd w:fill="F8F9FA" w:val="clear"/>
+            <w:tcMar>
+              <w:top w:type="dxa" w:w="80"/>
+              <w:left w:type="dxa" w:w="120"/>
+              <w:bottom w:type="dxa" w:w="80"/>
+              <w:right w:type="dxa" w:w="120"/>
+            </w:tcMar>
+          </w:tcPr>
+          <w:p>
+            <w:r>
+              <w:t xml:space="preserve">DG Running / Generator No. / 机组状态</w:t>
+            </w:r>
+          </w:p>
+        </w:tc>
+        <w:tc>
+          <w:tcPr>
+            <w:tcW w:type="dxa" w:w="4760"/>
+            <w:tcBorders>
+              <w:top w:val="single" w:color="CCCCCC" w:sz="1"/>
+              <w:left w:val="single" w:color="CCCCCC" w:sz="1"/>
+              <w:bottom w:val="single" w:color="CCCCCC" w:sz="1"/>
+              <w:right w:val="single" w:color="CCCCCC" w:sz="1"/>
+            </w:tcBorders>
+            <w:shd w:fill="F8F9FA" w:val="clear"/>
+            <w:tcMar>
+              <w:top w:type="dxa" w:w="80"/>
+              <w:left w:type="dxa" w:w="120"/>
+              <w:bottom w:type="dxa" w:w="80"/>
+              <w:right w:type="dxa" w:w="120"/>
+            </w:tcMar>
+          </w:tcPr>
+          <w:p>
+            <w:r>
+              <w:t xml:space="preserve">多机并联时，负荷切换可能被误判为退化信号。</w:t>
+              <w:br/>
+              <w:t xml:space="preserve">如有记录建议顺手获取，不强求。</w:t>
+            </w:r>
+          </w:p>
+        </w:tc>
+      </w:tr>
     </w:tbl>
     <w:p>
       <w:pPr>
@@ -9496,6 +9569,77 @@
           <w:p>
             <w:r>
               <w:t xml:space="preserve">Priority A实时功率改为主负荷指标（覆盖kW/kVA/负荷%等不同记录方式）。新增Priority B发电机运行台数推断说明。</w:t>
+            </w:r>
+          </w:p>
+        </w:tc>
+      </w:tr>
+      <w:tr>
+        <w:tc>
+          <w:tcPr>
+            <w:tcW w:type="dxa" w:w="800"/>
+            <w:tcBorders>
+              <w:top w:val="single" w:color="CCCCCC" w:sz="1"/>
+              <w:left w:val="single" w:color="CCCCCC" w:sz="1"/>
+              <w:bottom w:val="single" w:color="CCCCCC" w:sz="1"/>
+              <w:right w:val="single" w:color="CCCCCC" w:sz="1"/>
+            </w:tcBorders>
+            <w:shd w:fill="FFFFFF" w:val="clear"/>
+            <w:tcMar>
+              <w:top w:type="dxa" w:w="80"/>
+              <w:left w:type="dxa" w:w="120"/>
+              <w:bottom w:type="dxa" w:w="80"/>
+              <w:right w:type="dxa" w:w="120"/>
+            </w:tcMar>
+          </w:tcPr>
+          <w:p>
+            <w:r>
+              <w:t xml:space="preserve">v0.3 minor</w:t>
+            </w:r>
+          </w:p>
+        </w:tc>
+        <w:tc>
+          <w:tcPr>
+            <w:tcW w:type="dxa" w:w="1200"/>
+            <w:tcBorders>
+              <w:top w:val="single" w:color="CCCCCC" w:sz="1"/>
+              <w:left w:val="single" w:color="CCCCCC" w:sz="1"/>
+              <w:bottom w:val="single" w:color="CCCCCC" w:sz="1"/>
+              <w:right w:val="single" w:color="CCCCCC" w:sz="1"/>
+            </w:tcBorders>
+            <w:shd w:fill="FFFFFF" w:val="clear"/>
+            <w:tcMar>
+              <w:top w:type="dxa" w:w="80"/>
+              <w:left w:type="dxa" w:w="120"/>
+              <w:bottom w:type="dxa" w:w="80"/>
+              <w:right w:type="dxa" w:w="120"/>
+            </w:tcMar>
+          </w:tcPr>
+          <w:p>
+            <w:r>
+              <w:t xml:space="preserve">2026.06.05</w:t>
+            </w:r>
+          </w:p>
+        </w:tc>
+        <w:tc>
+          <w:tcPr>
+            <w:tcW w:type="dxa" w:w="7960"/>
+            <w:tcBorders>
+              <w:top w:val="single" w:color="CCCCCC" w:sz="1"/>
+              <w:left w:val="single" w:color="CCCCCC" w:sz="1"/>
+              <w:bottom w:val="single" w:color="CCCCCC" w:sz="1"/>
+              <w:right w:val="single" w:color="CCCCCC" w:sz="1"/>
+            </w:tcBorders>
+            <w:shd w:fill="FFFFFF" w:val="clear"/>
+            <w:tcMar>
+              <w:top w:type="dxa" w:w="80"/>
+              <w:left w:type="dxa" w:w="120"/>
+              <w:bottom w:type="dxa" w:w="80"/>
+              <w:right w:type="dxa" w:w="120"/>
+            </w:tcMar>
+          </w:tcPr>
+          <w:p>
+            <w:r>
+              <w:t xml:space="preserve">Priority C新增运行机组编号字段说明</w:t>
             </w:r>
           </w:p>
         </w:tc>
